--- a/pr-preview/pr-195/model-validation-handout-tracked-changes.docx
+++ b/pr-preview/pr-195/model-validation-handout-tracked-changes.docx
@@ -16,7 +16,7 @@
       </w:pPr>
       <w:del w:id="1" w:author="PR Preview" w:date="2026-01-01T00:00:00Z">
         <w:r>
-          <w:delText xml:space="preserve">Last modified: 2026-10-15 01:31:51 (PDT)</w:delText>
+          <w:delText xml:space="preserve">Last modified: 2026-10-15 02:19:11 (PDT)</w:delText>
         </w:r>
       </w:del>
     </w:p>
@@ -26,7 +26,7 @@
       </w:pPr>
       <w:ins w:id="2" w:author="PR Preview" w:date="2026-01-01T00:00:00Z">
         <w:r>
-          <w:t xml:space="preserve">Last modified: 2026-10-15 01:39:34 (PDT)</w:t>
+          <w:t xml:space="preserve">Last modified: 2026-10-15 02:20:35 (PDT)</w:t>
         </w:r>
       </w:ins>
     </w:p>
@@ -26238,403 +26238,13 @@
       <w:pPr>
         <w:pStyle w:val="BodyText"/>
       </w:pPr>
-      <w:r>
-        <w:rPr>
-          <w:b/>
-          <w:bCs/>
-        </w:rPr>
-        <w:t xml:space="preserve">Exercise 7 (A held-out set estimates the generalization error)</w:t>
-      </w:r>
-      <w:r>
-        <w:t xml:space="preserve"> </w:t>
-      </w:r>
-      <w:r>
-        <w:t xml:space="preserve">A</w:t>
-      </w:r>
-      <w:r>
-        <w:t xml:space="preserve"> </w:t>
-      </w:r>
-      <w:hyperlink w:anchor="def-prediction-rule">
+      <w:del w:id="79" w:author="PR Preview" w:date="2026-01-01T00:00:00Z">
         <w:r>
           <w:rPr>
-            <w:rStyle w:val="Hyperlink"/>
+            <w:b/>
+            <w:bCs/>
           </w:rPr>
-          <w:t xml:space="preserve">prediction rule</w:t>
-        </w:r>
-      </w:hyperlink>
-      <w:r>
-        <w:t xml:space="preserve"> </w:t>
-      </w:r>
-      <m:oMath>
-        <m:acc>
-          <m:accPr>
-            <m:chr m:val="̂"/>
-          </m:accPr>
-          <m:e>
-            <m:r>
-              <m:t>y</m:t>
-            </m:r>
-          </m:e>
-        </m:acc>
-      </m:oMath>
-      <w:r>
-        <w:t xml:space="preserve"> </w:t>
-      </w:r>
-      <w:r>
-        <w:t xml:space="preserve">is fitted to a</w:t>
-      </w:r>
-      <w:r>
-        <w:t xml:space="preserve"> </w:t>
-      </w:r>
-      <w:hyperlink w:anchor="def-training-set">
-        <w:r>
-          <w:rPr>
-            <w:rStyle w:val="Hyperlink"/>
-          </w:rPr>
-          <w:t xml:space="preserve">training set</w:t>
-        </w:r>
-      </w:hyperlink>
-      <w:r>
-        <w:t xml:space="preserve"> </w:t>
-      </w:r>
-      <m:oMath>
-        <m:sSub>
-          <m:e>
-            <m:r>
-              <m:rPr>
-                <m:scr m:val="script"/>
-                <m:sty m:val="p"/>
-              </m:rPr>
-              <m:t>D</m:t>
-            </m:r>
-          </m:e>
-          <m:sub>
-            <m:r>
-              <m:rPr>
-                <m:nor/>
-                <m:sty m:val="p"/>
-              </m:rPr>
-              <m:t>train</m:t>
-            </m:r>
-          </m:sub>
-        </m:sSub>
-      </m:oMath>
-      <w:r>
-        <w:t xml:space="preserve">.</w:t>
-      </w:r>
-      <w:r>
-        <w:t xml:space="preserve"> </w:t>
-      </w:r>
-      <w:r>
-        <w:t xml:space="preserve">A</w:t>
-      </w:r>
-      <w:r>
-        <w:t xml:space="preserve"> </w:t>
-      </w:r>
-      <w:hyperlink w:anchor="def-held-out-set">
-        <w:r>
-          <w:rPr>
-            <w:rStyle w:val="Hyperlink"/>
-          </w:rPr>
-          <w:t xml:space="preserve">held-out set</w:t>
-        </w:r>
-      </w:hyperlink>
-      <w:r>
-        <w:t xml:space="preserve"> </w:t>
-      </w:r>
-      <w:r>
-        <w:t xml:space="preserve">of</w:t>
-      </w:r>
-      <w:r>
-        <w:t xml:space="preserve"> </w:t>
-      </w:r>
-      <m:oMath>
-        <m:r>
-          <m:t>m</m:t>
-        </m:r>
-      </m:oMath>
-      <w:r>
-        <w:t xml:space="preserve"> </w:t>
-      </w:r>
-      <w:r>
-        <w:t xml:space="preserve">observations</w:t>
-      </w:r>
-      <w:r>
-        <w:t xml:space="preserve"> </w:t>
-      </w:r>
-      <m:oMath>
-        <m:r>
-          <m:rPr>
-            <m:sty m:val="p"/>
-          </m:rPr>
-          <m:t>(</m:t>
-        </m:r>
-        <m:sSub>
-          <m:e>
-            <m:r>
-              <m:t>X</m:t>
-            </m:r>
-          </m:e>
-          <m:sub>
-            <m:r>
-              <m:rPr>
-                <m:sty m:val="p"/>
-              </m:rPr>
-              <m:t>*</m:t>
-            </m:r>
-            <m:r>
-              <m:rPr>
-                <m:sty m:val="p"/>
-              </m:rPr>
-              <m:t>,</m:t>
-            </m:r>
-            <m:r>
-              <m:t>1</m:t>
-            </m:r>
-          </m:sub>
-        </m:sSub>
-        <m:r>
-          <m:rPr>
-            <m:sty m:val="p"/>
-          </m:rPr>
-          <m:t>,</m:t>
-        </m:r>
-        <m:sSub>
-          <m:e>
-            <m:r>
-              <m:t>Y</m:t>
-            </m:r>
-          </m:e>
-          <m:sub>
-            <m:r>
-              <m:rPr>
-                <m:sty m:val="p"/>
-              </m:rPr>
-              <m:t>*</m:t>
-            </m:r>
-            <m:r>
-              <m:rPr>
-                <m:sty m:val="p"/>
-              </m:rPr>
-              <m:t>,</m:t>
-            </m:r>
-            <m:r>
-              <m:t>1</m:t>
-            </m:r>
-          </m:sub>
-        </m:sSub>
-        <m:r>
-          <m:rPr>
-            <m:sty m:val="p"/>
-          </m:rPr>
-          <m:t>)</m:t>
-        </m:r>
-        <m:r>
-          <m:rPr>
-            <m:sty m:val="p"/>
-          </m:rPr>
-          <m:t>,</m:t>
-        </m:r>
-        <m:r>
-          <m:rPr>
-            <m:sty m:val="p"/>
-          </m:rPr>
-          <m:t>…</m:t>
-        </m:r>
-        <m:r>
-          <m:rPr>
-            <m:sty m:val="p"/>
-          </m:rPr>
-          <m:t>,</m:t>
-        </m:r>
-        <m:r>
-          <m:rPr>
-            <m:sty m:val="p"/>
-          </m:rPr>
-          <m:t>(</m:t>
-        </m:r>
-        <m:sSub>
-          <m:e>
-            <m:r>
-              <m:t>X</m:t>
-            </m:r>
-          </m:e>
-          <m:sub>
-            <m:r>
-              <m:rPr>
-                <m:sty m:val="p"/>
-              </m:rPr>
-              <m:t>*</m:t>
-            </m:r>
-            <m:r>
-              <m:rPr>
-                <m:sty m:val="p"/>
-              </m:rPr>
-              <m:t>,</m:t>
-            </m:r>
-            <m:r>
-              <m:t>m</m:t>
-            </m:r>
-          </m:sub>
-        </m:sSub>
-        <m:r>
-          <m:rPr>
-            <m:sty m:val="p"/>
-          </m:rPr>
-          <m:t>,</m:t>
-        </m:r>
-        <m:sSub>
-          <m:e>
-            <m:r>
-              <m:t>Y</m:t>
-            </m:r>
-          </m:e>
-          <m:sub>
-            <m:r>
-              <m:rPr>
-                <m:sty m:val="p"/>
-              </m:rPr>
-              <m:t>*</m:t>
-            </m:r>
-            <m:r>
-              <m:rPr>
-                <m:sty m:val="p"/>
-              </m:rPr>
-              <m:t>,</m:t>
-            </m:r>
-            <m:r>
-              <m:t>m</m:t>
-            </m:r>
-          </m:sub>
-        </m:sSub>
-        <m:r>
-          <m:rPr>
-            <m:sty m:val="p"/>
-          </m:rPr>
-          <m:t>)</m:t>
-        </m:r>
-      </m:oMath>
-      <w:r>
-        <w:t xml:space="preserve"> </w:t>
-      </w:r>
-      <w:r>
-        <w:t xml:space="preserve">is drawn from the same population as the new observation</w:t>
-      </w:r>
-      <w:r>
-        <w:t xml:space="preserve"> </w:t>
-      </w:r>
-      <m:oMath>
-        <m:r>
-          <m:rPr>
-            <m:sty m:val="p"/>
-          </m:rPr>
-          <m:t>(</m:t>
-        </m:r>
-        <m:sSub>
-          <m:e>
-            <m:r>
-              <m:t>X</m:t>
-            </m:r>
-          </m:e>
-          <m:sub>
-            <m:r>
-              <m:rPr>
-                <m:sty m:val="p"/>
-              </m:rPr>
-              <m:t>*</m:t>
-            </m:r>
-          </m:sub>
-        </m:sSub>
-        <m:r>
-          <m:rPr>
-            <m:sty m:val="p"/>
-          </m:rPr>
-          <m:t>,</m:t>
-        </m:r>
-        <m:sSub>
-          <m:e>
-            <m:r>
-              <m:t>Y</m:t>
-            </m:r>
-          </m:e>
-          <m:sub>
-            <m:r>
-              <m:rPr>
-                <m:sty m:val="p"/>
-              </m:rPr>
-              <m:t>*</m:t>
-            </m:r>
-          </m:sub>
-        </m:sSub>
-        <m:r>
-          <m:rPr>
-            <m:sty m:val="p"/>
-          </m:rPr>
-          <m:t>)</m:t>
-        </m:r>
-      </m:oMath>
-      <w:r>
-        <w:t xml:space="preserve"> </w:t>
-      </w:r>
-      <w:r>
-        <w:t xml:space="preserve">of</w:t>
-      </w:r>
-      <w:r>
-        <w:t xml:space="preserve"> </w:t>
-      </w:r>
-      <w:hyperlink w:anchor="def-generalization-error">
-        <w:r>
-          <w:rPr>
-            <w:rStyle w:val="Hyperlink"/>
-          </w:rPr>
-          <w:t xml:space="preserve">Definition 7</w:t>
-        </w:r>
-      </w:hyperlink>
-      <w:r>
-        <w:t xml:space="preserve">,</w:t>
-      </w:r>
-      <w:r>
-        <w:t xml:space="preserve"> </w:t>
-      </w:r>
-      <w:r>
-        <w:t xml:space="preserve">each independently of</w:t>
-      </w:r>
-      <w:r>
-        <w:t xml:space="preserve"> </w:t>
-      </w:r>
-      <m:oMath>
-        <m:sSub>
-          <m:e>
-            <m:r>
-              <m:rPr>
-                <m:scr m:val="script"/>
-                <m:sty m:val="p"/>
-              </m:rPr>
-              <m:t>D</m:t>
-            </m:r>
-          </m:e>
-          <m:sub>
-            <m:r>
-              <m:rPr>
-                <m:nor/>
-                <m:sty m:val="p"/>
-              </m:rPr>
-              <m:t>train</m:t>
-            </m:r>
-          </m:sub>
-        </m:sSub>
-      </m:oMath>
-      <w:r>
-        <w:t xml:space="preserve">.</w:t>
-      </w:r>
-    </w:p>
-    <w:p>
-      <w:pPr>
-        <w:pStyle w:val="BodyText"/>
-      </w:pPr>
-      <w:del w:id="79" w:author="PR Preview" w:date="2026-01-01T00:00:00Z">
-        <w:r>
-          <w:delText xml:space="preserve">Show that, given</w:delText>
+          <w:delText xml:space="preserve">Exercise 7 (A held-out set estimates the generalization error)</w:delText>
         </w:r>
       </w:del>
       <w:del w:id="80" w:author="PR Preview" w:date="2026-01-01T00:00:00Z">
@@ -26642,31 +26252,9 @@
           <w:delText xml:space="preserve"> </w:delText>
         </w:r>
       </w:del>
-      <m:oMath>
-        <m:sSub>
-          <m:e>
-            <m:r>
-              <m:rPr>
-                <m:scr m:val="script"/>
-                <m:sty m:val="p"/>
-              </m:rPr>
-              <m:t>D</m:t>
-            </m:r>
-          </m:e>
-          <m:sub>
-            <m:r>
-              <m:rPr>
-                <m:nor/>
-                <m:sty m:val="p"/>
-              </m:rPr>
-              <m:t>train</m:t>
-            </m:r>
-          </m:sub>
-        </m:sSub>
-      </m:oMath>
       <w:del w:id="81" w:author="PR Preview" w:date="2026-01-01T00:00:00Z">
         <w:r>
-          <w:delText xml:space="preserve">,</w:delText>
+          <w:delText xml:space="preserve">A</w:delText>
         </w:r>
       </w:del>
       <w:del w:id="82" w:author="PR Preview" w:date="2026-01-01T00:00:00Z">
@@ -26674,18 +26262,498 @@
           <w:delText xml:space="preserve"> </w:delText>
         </w:r>
       </w:del>
-      <w:del w:id="83" w:author="PR Preview" w:date="2026-01-01T00:00:00Z">
-        <w:r>
-          <w:delText xml:space="preserve">the expected</w:delText>
-        </w:r>
-      </w:del>
+      <w:hyperlink w:anchor="def-prediction-rule">
+        <w:del w:id="83" w:author="PR Preview" w:date="2026-01-01T00:00:00Z">
+          <w:r>
+            <w:rPr>
+              <w:rStyle w:val="Hyperlink"/>
+            </w:rPr>
+            <w:delText xml:space="preserve">prediction rule</w:delText>
+          </w:r>
+        </w:del>
+      </w:hyperlink>
       <w:del w:id="84" w:author="PR Preview" w:date="2026-01-01T00:00:00Z">
         <w:r>
           <w:delText xml:space="preserve"> </w:delText>
         </w:r>
       </w:del>
+      <m:oMath>
+        <m:acc>
+          <m:accPr>
+            <m:chr m:val="̂"/>
+          </m:accPr>
+          <m:e>
+            <m:r>
+              <m:t>y</m:t>
+            </m:r>
+          </m:e>
+        </m:acc>
+      </m:oMath>
+      <w:del w:id="85" w:author="PR Preview" w:date="2026-01-01T00:00:00Z">
+        <w:r>
+          <w:delText xml:space="preserve"> </w:delText>
+        </w:r>
+      </w:del>
+      <w:del w:id="86" w:author="PR Preview" w:date="2026-01-01T00:00:00Z">
+        <w:r>
+          <w:delText xml:space="preserve">is fitted to a</w:delText>
+        </w:r>
+      </w:del>
+      <w:del w:id="87" w:author="PR Preview" w:date="2026-01-01T00:00:00Z">
+        <w:r>
+          <w:delText xml:space="preserve"> </w:delText>
+        </w:r>
+      </w:del>
+      <w:hyperlink w:anchor="def-training-set">
+        <w:del w:id="88" w:author="PR Preview" w:date="2026-01-01T00:00:00Z">
+          <w:r>
+            <w:rPr>
+              <w:rStyle w:val="Hyperlink"/>
+            </w:rPr>
+            <w:delText xml:space="preserve">training set</w:delText>
+          </w:r>
+        </w:del>
+      </w:hyperlink>
+      <w:del w:id="89" w:author="PR Preview" w:date="2026-01-01T00:00:00Z">
+        <w:r>
+          <w:delText xml:space="preserve"> </w:delText>
+        </w:r>
+      </w:del>
+      <m:oMath>
+        <m:sSub>
+          <m:e>
+            <m:r>
+              <m:rPr>
+                <m:scr m:val="script"/>
+                <m:sty m:val="p"/>
+              </m:rPr>
+              <m:t>D</m:t>
+            </m:r>
+          </m:e>
+          <m:sub>
+            <m:r>
+              <m:rPr>
+                <m:nor/>
+                <m:sty m:val="p"/>
+              </m:rPr>
+              <m:t>train</m:t>
+            </m:r>
+          </m:sub>
+        </m:sSub>
+      </m:oMath>
+      <w:del w:id="90" w:author="PR Preview" w:date="2026-01-01T00:00:00Z">
+        <w:r>
+          <w:delText xml:space="preserve">.</w:delText>
+        </w:r>
+      </w:del>
+      <w:del w:id="91" w:author="PR Preview" w:date="2026-01-01T00:00:00Z">
+        <w:r>
+          <w:delText xml:space="preserve"> </w:delText>
+        </w:r>
+      </w:del>
+      <w:del w:id="92" w:author="PR Preview" w:date="2026-01-01T00:00:00Z">
+        <w:r>
+          <w:delText xml:space="preserve">A</w:delText>
+        </w:r>
+      </w:del>
+      <w:del w:id="93" w:author="PR Preview" w:date="2026-01-01T00:00:00Z">
+        <w:r>
+          <w:delText xml:space="preserve"> </w:delText>
+        </w:r>
+      </w:del>
+      <w:hyperlink w:anchor="def-held-out-set">
+        <w:del w:id="94" w:author="PR Preview" w:date="2026-01-01T00:00:00Z">
+          <w:r>
+            <w:rPr>
+              <w:rStyle w:val="Hyperlink"/>
+            </w:rPr>
+            <w:delText xml:space="preserve">held-out set</w:delText>
+          </w:r>
+        </w:del>
+      </w:hyperlink>
+      <w:del w:id="95" w:author="PR Preview" w:date="2026-01-01T00:00:00Z">
+        <w:r>
+          <w:delText xml:space="preserve"> </w:delText>
+        </w:r>
+      </w:del>
+      <w:del w:id="96" w:author="PR Preview" w:date="2026-01-01T00:00:00Z">
+        <w:r>
+          <w:delText xml:space="preserve">of</w:delText>
+        </w:r>
+      </w:del>
+      <w:del w:id="97" w:author="PR Preview" w:date="2026-01-01T00:00:00Z">
+        <w:r>
+          <w:delText xml:space="preserve"> </w:delText>
+        </w:r>
+      </w:del>
+      <m:oMath>
+        <m:r>
+          <m:t>m</m:t>
+        </m:r>
+      </m:oMath>
+      <w:del w:id="98" w:author="PR Preview" w:date="2026-01-01T00:00:00Z">
+        <w:r>
+          <w:delText xml:space="preserve"> </w:delText>
+        </w:r>
+      </w:del>
+      <w:del w:id="99" w:author="PR Preview" w:date="2026-01-01T00:00:00Z">
+        <w:r>
+          <w:delText xml:space="preserve">observations</w:delText>
+        </w:r>
+      </w:del>
+      <w:del w:id="100" w:author="PR Preview" w:date="2026-01-01T00:00:00Z">
+        <w:r>
+          <w:delText xml:space="preserve"> </w:delText>
+        </w:r>
+      </w:del>
+      <m:oMath>
+        <m:r>
+          <m:rPr>
+            <m:sty m:val="p"/>
+          </m:rPr>
+          <m:t>(</m:t>
+        </m:r>
+        <m:sSub>
+          <m:e>
+            <m:r>
+              <m:t>X</m:t>
+            </m:r>
+          </m:e>
+          <m:sub>
+            <m:r>
+              <m:rPr>
+                <m:sty m:val="p"/>
+              </m:rPr>
+              <m:t>*</m:t>
+            </m:r>
+            <m:r>
+              <m:rPr>
+                <m:sty m:val="p"/>
+              </m:rPr>
+              <m:t>,</m:t>
+            </m:r>
+            <m:r>
+              <m:t>1</m:t>
+            </m:r>
+          </m:sub>
+        </m:sSub>
+        <m:r>
+          <m:rPr>
+            <m:sty m:val="p"/>
+          </m:rPr>
+          <m:t>,</m:t>
+        </m:r>
+        <m:sSub>
+          <m:e>
+            <m:r>
+              <m:t>Y</m:t>
+            </m:r>
+          </m:e>
+          <m:sub>
+            <m:r>
+              <m:rPr>
+                <m:sty m:val="p"/>
+              </m:rPr>
+              <m:t>*</m:t>
+            </m:r>
+            <m:r>
+              <m:rPr>
+                <m:sty m:val="p"/>
+              </m:rPr>
+              <m:t>,</m:t>
+            </m:r>
+            <m:r>
+              <m:t>1</m:t>
+            </m:r>
+          </m:sub>
+        </m:sSub>
+        <m:r>
+          <m:rPr>
+            <m:sty m:val="p"/>
+          </m:rPr>
+          <m:t>)</m:t>
+        </m:r>
+        <m:r>
+          <m:rPr>
+            <m:sty m:val="p"/>
+          </m:rPr>
+          <m:t>,</m:t>
+        </m:r>
+        <m:r>
+          <m:rPr>
+            <m:sty m:val="p"/>
+          </m:rPr>
+          <m:t>…</m:t>
+        </m:r>
+        <m:r>
+          <m:rPr>
+            <m:sty m:val="p"/>
+          </m:rPr>
+          <m:t>,</m:t>
+        </m:r>
+        <m:r>
+          <m:rPr>
+            <m:sty m:val="p"/>
+          </m:rPr>
+          <m:t>(</m:t>
+        </m:r>
+        <m:sSub>
+          <m:e>
+            <m:r>
+              <m:t>X</m:t>
+            </m:r>
+          </m:e>
+          <m:sub>
+            <m:r>
+              <m:rPr>
+                <m:sty m:val="p"/>
+              </m:rPr>
+              <m:t>*</m:t>
+            </m:r>
+            <m:r>
+              <m:rPr>
+                <m:sty m:val="p"/>
+              </m:rPr>
+              <m:t>,</m:t>
+            </m:r>
+            <m:r>
+              <m:t>m</m:t>
+            </m:r>
+          </m:sub>
+        </m:sSub>
+        <m:r>
+          <m:rPr>
+            <m:sty m:val="p"/>
+          </m:rPr>
+          <m:t>,</m:t>
+        </m:r>
+        <m:sSub>
+          <m:e>
+            <m:r>
+              <m:t>Y</m:t>
+            </m:r>
+          </m:e>
+          <m:sub>
+            <m:r>
+              <m:rPr>
+                <m:sty m:val="p"/>
+              </m:rPr>
+              <m:t>*</m:t>
+            </m:r>
+            <m:r>
+              <m:rPr>
+                <m:sty m:val="p"/>
+              </m:rPr>
+              <m:t>,</m:t>
+            </m:r>
+            <m:r>
+              <m:t>m</m:t>
+            </m:r>
+          </m:sub>
+        </m:sSub>
+        <m:r>
+          <m:rPr>
+            <m:sty m:val="p"/>
+          </m:rPr>
+          <m:t>)</m:t>
+        </m:r>
+      </m:oMath>
+      <w:del w:id="101" w:author="PR Preview" w:date="2026-01-01T00:00:00Z">
+        <w:r>
+          <w:delText xml:space="preserve"> </w:delText>
+        </w:r>
+      </w:del>
+      <w:del w:id="102" w:author="PR Preview" w:date="2026-01-01T00:00:00Z">
+        <w:r>
+          <w:delText xml:space="preserve">is drawn from the same population as the new observation</w:delText>
+        </w:r>
+      </w:del>
+      <w:del w:id="103" w:author="PR Preview" w:date="2026-01-01T00:00:00Z">
+        <w:r>
+          <w:delText xml:space="preserve"> </w:delText>
+        </w:r>
+      </w:del>
+      <m:oMath>
+        <m:r>
+          <m:rPr>
+            <m:sty m:val="p"/>
+          </m:rPr>
+          <m:t>(</m:t>
+        </m:r>
+        <m:sSub>
+          <m:e>
+            <m:r>
+              <m:t>X</m:t>
+            </m:r>
+          </m:e>
+          <m:sub>
+            <m:r>
+              <m:rPr>
+                <m:sty m:val="p"/>
+              </m:rPr>
+              <m:t>*</m:t>
+            </m:r>
+          </m:sub>
+        </m:sSub>
+        <m:r>
+          <m:rPr>
+            <m:sty m:val="p"/>
+          </m:rPr>
+          <m:t>,</m:t>
+        </m:r>
+        <m:sSub>
+          <m:e>
+            <m:r>
+              <m:t>Y</m:t>
+            </m:r>
+          </m:e>
+          <m:sub>
+            <m:r>
+              <m:rPr>
+                <m:sty m:val="p"/>
+              </m:rPr>
+              <m:t>*</m:t>
+            </m:r>
+          </m:sub>
+        </m:sSub>
+        <m:r>
+          <m:rPr>
+            <m:sty m:val="p"/>
+          </m:rPr>
+          <m:t>)</m:t>
+        </m:r>
+      </m:oMath>
+      <w:del w:id="104" w:author="PR Preview" w:date="2026-01-01T00:00:00Z">
+        <w:r>
+          <w:delText xml:space="preserve"> </w:delText>
+        </w:r>
+      </w:del>
+      <w:del w:id="105" w:author="PR Preview" w:date="2026-01-01T00:00:00Z">
+        <w:r>
+          <w:delText xml:space="preserve">of</w:delText>
+        </w:r>
+      </w:del>
+      <w:del w:id="106" w:author="PR Preview" w:date="2026-01-01T00:00:00Z">
+        <w:r>
+          <w:delText xml:space="preserve"> </w:delText>
+        </w:r>
+      </w:del>
+      <w:hyperlink w:anchor="def-generalization-error">
+        <w:del w:id="107" w:author="PR Preview" w:date="2026-01-01T00:00:00Z">
+          <w:r>
+            <w:rPr>
+              <w:rStyle w:val="Hyperlink"/>
+            </w:rPr>
+            <w:delText xml:space="preserve">Definition 7</w:delText>
+          </w:r>
+        </w:del>
+      </w:hyperlink>
+      <w:del w:id="108" w:author="PR Preview" w:date="2026-01-01T00:00:00Z">
+        <w:r>
+          <w:delText xml:space="preserve">,</w:delText>
+        </w:r>
+      </w:del>
+      <w:del w:id="109" w:author="PR Preview" w:date="2026-01-01T00:00:00Z">
+        <w:r>
+          <w:delText xml:space="preserve"> </w:delText>
+        </w:r>
+      </w:del>
+      <w:del w:id="110" w:author="PR Preview" w:date="2026-01-01T00:00:00Z">
+        <w:r>
+          <w:delText xml:space="preserve">each independently of</w:delText>
+        </w:r>
+      </w:del>
+      <w:del w:id="111" w:author="PR Preview" w:date="2026-01-01T00:00:00Z">
+        <w:r>
+          <w:delText xml:space="preserve"> </w:delText>
+        </w:r>
+      </w:del>
+      <m:oMath>
+        <m:sSub>
+          <m:e>
+            <m:r>
+              <m:rPr>
+                <m:scr m:val="script"/>
+                <m:sty m:val="p"/>
+              </m:rPr>
+              <m:t>D</m:t>
+            </m:r>
+          </m:e>
+          <m:sub>
+            <m:r>
+              <m:rPr>
+                <m:nor/>
+                <m:sty m:val="p"/>
+              </m:rPr>
+              <m:t>train</m:t>
+            </m:r>
+          </m:sub>
+        </m:sSub>
+      </m:oMath>
+      <w:del w:id="112" w:author="PR Preview" w:date="2026-01-01T00:00:00Z">
+        <w:r>
+          <w:delText xml:space="preserve">.</w:delText>
+        </w:r>
+      </w:del>
+    </w:p>
+    <w:p>
+      <w:pPr>
+        <w:pStyle w:val="BodyText"/>
+      </w:pPr>
+      <w:del w:id="113" w:author="PR Preview" w:date="2026-01-01T00:00:00Z">
+        <w:r>
+          <w:delText xml:space="preserve">Show that, given</w:delText>
+        </w:r>
+      </w:del>
+      <w:del w:id="114" w:author="PR Preview" w:date="2026-01-01T00:00:00Z">
+        <w:r>
+          <w:delText xml:space="preserve"> </w:delText>
+        </w:r>
+      </w:del>
+      <m:oMath>
+        <m:sSub>
+          <m:e>
+            <m:r>
+              <m:rPr>
+                <m:scr m:val="script"/>
+                <m:sty m:val="p"/>
+              </m:rPr>
+              <m:t>D</m:t>
+            </m:r>
+          </m:e>
+          <m:sub>
+            <m:r>
+              <m:rPr>
+                <m:nor/>
+                <m:sty m:val="p"/>
+              </m:rPr>
+              <m:t>train</m:t>
+            </m:r>
+          </m:sub>
+        </m:sSub>
+      </m:oMath>
+      <w:del w:id="115" w:author="PR Preview" w:date="2026-01-01T00:00:00Z">
+        <w:r>
+          <w:delText xml:space="preserve">,</w:delText>
+        </w:r>
+      </w:del>
+      <w:del w:id="116" w:author="PR Preview" w:date="2026-01-01T00:00:00Z">
+        <w:r>
+          <w:delText xml:space="preserve"> </w:delText>
+        </w:r>
+      </w:del>
+      <w:del w:id="117" w:author="PR Preview" w:date="2026-01-01T00:00:00Z">
+        <w:r>
+          <w:delText xml:space="preserve">the expected</w:delText>
+        </w:r>
+      </w:del>
+      <w:del w:id="118" w:author="PR Preview" w:date="2026-01-01T00:00:00Z">
+        <w:r>
+          <w:delText xml:space="preserve"> </w:delText>
+        </w:r>
+      </w:del>
       <w:hyperlink r:id="rId39">
-        <w:del w:id="85" w:author="PR Preview" w:date="2026-01-01T00:00:00Z">
+        <w:del w:id="119" w:author="PR Preview" w:date="2026-01-01T00:00:00Z">
           <w:r>
             <w:rPr>
               <w:rStyle w:val="Hyperlink"/>
@@ -26694,17 +26762,17 @@
           </w:r>
         </w:del>
       </w:hyperlink>
-      <w:del w:id="86" w:author="PR Preview" w:date="2026-01-01T00:00:00Z">
+      <w:del w:id="120" w:author="PR Preview" w:date="2026-01-01T00:00:00Z">
         <w:r>
           <w:delText xml:space="preserve"> </w:delText>
         </w:r>
       </w:del>
-      <w:del w:id="87" w:author="PR Preview" w:date="2026-01-01T00:00:00Z">
+      <w:del w:id="121" w:author="PR Preview" w:date="2026-01-01T00:00:00Z">
         <w:r>
           <w:delText xml:space="preserve">of the held-out predictions is</w:delText>
         </w:r>
       </w:del>
-      <w:del w:id="88" w:author="PR Preview" w:date="2026-01-01T00:00:00Z">
+      <w:del w:id="122" w:author="PR Preview" w:date="2026-01-01T00:00:00Z">
         <w:r>
           <w:delText xml:space="preserve"> </w:delText>
         </w:r>
@@ -26743,7 +26811,7 @@
           </m:sub>
         </m:sSub>
       </m:oMath>
-      <w:del w:id="89" w:author="PR Preview" w:date="2026-01-01T00:00:00Z">
+      <w:del w:id="123" w:author="PR Preview" w:date="2026-01-01T00:00:00Z">
         <w:r>
           <w:delText xml:space="preserve">:</w:delText>
         </w:r>
@@ -26753,12 +26821,83 @@
       <w:pPr>
         <w:pStyle w:val="BodyText"/>
       </w:pPr>
-      <w:ins w:id="90" w:author="PR Preview" w:date="2026-01-01T00:00:00Z">
+      <w:ins w:id="124" w:author="PR Preview" w:date="2026-01-01T00:00:00Z">
         <w:r>
-          <w:t xml:space="preserve">Find, given</w:t>
+          <w:rPr>
+            <w:b/>
+            <w:bCs/>
+          </w:rPr>
+          <w:t xml:space="preserve">Exercise 7 (Held-out predictions and the generalization error)</w:t>
         </w:r>
       </w:ins>
-      <w:ins w:id="91" w:author="PR Preview" w:date="2026-01-01T00:00:00Z">
+      <w:ins w:id="125" w:author="PR Preview" w:date="2026-01-01T00:00:00Z">
+        <w:r>
+          <w:t xml:space="preserve"> </w:t>
+        </w:r>
+      </w:ins>
+      <w:ins w:id="126" w:author="PR Preview" w:date="2026-01-01T00:00:00Z">
+        <w:r>
+          <w:t xml:space="preserve">A</w:t>
+        </w:r>
+      </w:ins>
+      <w:ins w:id="127" w:author="PR Preview" w:date="2026-01-01T00:00:00Z">
+        <w:r>
+          <w:t xml:space="preserve"> </w:t>
+        </w:r>
+      </w:ins>
+      <w:hyperlink w:anchor="def-prediction-rule">
+        <w:ins w:id="128" w:author="PR Preview" w:date="2026-01-01T00:00:00Z">
+          <w:r>
+            <w:rPr>
+              <w:rStyle w:val="Hyperlink"/>
+            </w:rPr>
+            <w:t xml:space="preserve">prediction rule</w:t>
+          </w:r>
+        </w:ins>
+      </w:hyperlink>
+      <w:ins w:id="129" w:author="PR Preview" w:date="2026-01-01T00:00:00Z">
+        <w:r>
+          <w:t xml:space="preserve"> </w:t>
+        </w:r>
+      </w:ins>
+      <m:oMath>
+        <m:acc>
+          <m:accPr>
+            <m:chr m:val="̂"/>
+          </m:accPr>
+          <m:e>
+            <m:r>
+              <m:t>y</m:t>
+            </m:r>
+          </m:e>
+        </m:acc>
+      </m:oMath>
+      <w:ins w:id="130" w:author="PR Preview" w:date="2026-01-01T00:00:00Z">
+        <w:r>
+          <w:t xml:space="preserve"> </w:t>
+        </w:r>
+      </w:ins>
+      <w:ins w:id="131" w:author="PR Preview" w:date="2026-01-01T00:00:00Z">
+        <w:r>
+          <w:t xml:space="preserve">is fitted to a</w:t>
+        </w:r>
+      </w:ins>
+      <w:ins w:id="132" w:author="PR Preview" w:date="2026-01-01T00:00:00Z">
+        <w:r>
+          <w:t xml:space="preserve"> </w:t>
+        </w:r>
+      </w:ins>
+      <w:hyperlink w:anchor="def-training-set">
+        <w:ins w:id="133" w:author="PR Preview" w:date="2026-01-01T00:00:00Z">
+          <w:r>
+            <w:rPr>
+              <w:rStyle w:val="Hyperlink"/>
+            </w:rPr>
+            <w:t xml:space="preserve">training set</w:t>
+          </w:r>
+        </w:ins>
+      </w:hyperlink>
+      <w:ins w:id="134" w:author="PR Preview" w:date="2026-01-01T00:00:00Z">
         <w:r>
           <w:t xml:space="preserve"> </w:t>
         </w:r>
@@ -26785,28 +26924,419 @@
           </m:sub>
         </m:sSub>
       </m:oMath>
-      <w:ins w:id="92" w:author="PR Preview" w:date="2026-01-01T00:00:00Z">
+      <w:ins w:id="135" w:author="PR Preview" w:date="2026-01-01T00:00:00Z">
+        <w:r>
+          <w:t xml:space="preserve">.</w:t>
+        </w:r>
+      </w:ins>
+      <w:ins w:id="136" w:author="PR Preview" w:date="2026-01-01T00:00:00Z">
+        <w:r>
+          <w:t xml:space="preserve"> </w:t>
+        </w:r>
+      </w:ins>
+      <w:ins w:id="137" w:author="PR Preview" w:date="2026-01-01T00:00:00Z">
+        <w:r>
+          <w:t xml:space="preserve">A</w:t>
+        </w:r>
+      </w:ins>
+      <w:ins w:id="138" w:author="PR Preview" w:date="2026-01-01T00:00:00Z">
+        <w:r>
+          <w:t xml:space="preserve"> </w:t>
+        </w:r>
+      </w:ins>
+      <w:hyperlink w:anchor="def-held-out-set">
+        <w:ins w:id="139" w:author="PR Preview" w:date="2026-01-01T00:00:00Z">
+          <w:r>
+            <w:rPr>
+              <w:rStyle w:val="Hyperlink"/>
+            </w:rPr>
+            <w:t xml:space="preserve">held-out set</w:t>
+          </w:r>
+        </w:ins>
+      </w:hyperlink>
+      <w:ins w:id="140" w:author="PR Preview" w:date="2026-01-01T00:00:00Z">
+        <w:r>
+          <w:t xml:space="preserve"> </w:t>
+        </w:r>
+      </w:ins>
+      <w:ins w:id="141" w:author="PR Preview" w:date="2026-01-01T00:00:00Z">
+        <w:r>
+          <w:t xml:space="preserve">of</w:t>
+        </w:r>
+      </w:ins>
+      <w:ins w:id="142" w:author="PR Preview" w:date="2026-01-01T00:00:00Z">
+        <w:r>
+          <w:t xml:space="preserve"> </w:t>
+        </w:r>
+      </w:ins>
+      <m:oMath>
+        <m:r>
+          <m:t>m</m:t>
+        </m:r>
+      </m:oMath>
+      <w:ins w:id="143" w:author="PR Preview" w:date="2026-01-01T00:00:00Z">
+        <w:r>
+          <w:t xml:space="preserve"> </w:t>
+        </w:r>
+      </w:ins>
+      <w:ins w:id="144" w:author="PR Preview" w:date="2026-01-01T00:00:00Z">
+        <w:r>
+          <w:t xml:space="preserve">observations</w:t>
+        </w:r>
+      </w:ins>
+      <w:ins w:id="145" w:author="PR Preview" w:date="2026-01-01T00:00:00Z">
+        <w:r>
+          <w:t xml:space="preserve"> </w:t>
+        </w:r>
+      </w:ins>
+      <m:oMath>
+        <m:r>
+          <m:rPr>
+            <m:sty m:val="p"/>
+          </m:rPr>
+          <m:t>(</m:t>
+        </m:r>
+        <m:sSub>
+          <m:e>
+            <m:r>
+              <m:t>X</m:t>
+            </m:r>
+          </m:e>
+          <m:sub>
+            <m:r>
+              <m:rPr>
+                <m:sty m:val="p"/>
+              </m:rPr>
+              <m:t>*</m:t>
+            </m:r>
+            <m:r>
+              <m:rPr>
+                <m:sty m:val="p"/>
+              </m:rPr>
+              <m:t>,</m:t>
+            </m:r>
+            <m:r>
+              <m:t>1</m:t>
+            </m:r>
+          </m:sub>
+        </m:sSub>
+        <m:r>
+          <m:rPr>
+            <m:sty m:val="p"/>
+          </m:rPr>
+          <m:t>,</m:t>
+        </m:r>
+        <m:sSub>
+          <m:e>
+            <m:r>
+              <m:t>Y</m:t>
+            </m:r>
+          </m:e>
+          <m:sub>
+            <m:r>
+              <m:rPr>
+                <m:sty m:val="p"/>
+              </m:rPr>
+              <m:t>*</m:t>
+            </m:r>
+            <m:r>
+              <m:rPr>
+                <m:sty m:val="p"/>
+              </m:rPr>
+              <m:t>,</m:t>
+            </m:r>
+            <m:r>
+              <m:t>1</m:t>
+            </m:r>
+          </m:sub>
+        </m:sSub>
+        <m:r>
+          <m:rPr>
+            <m:sty m:val="p"/>
+          </m:rPr>
+          <m:t>)</m:t>
+        </m:r>
+        <m:r>
+          <m:rPr>
+            <m:sty m:val="p"/>
+          </m:rPr>
+          <m:t>,</m:t>
+        </m:r>
+        <m:r>
+          <m:rPr>
+            <m:sty m:val="p"/>
+          </m:rPr>
+          <m:t>…</m:t>
+        </m:r>
+        <m:r>
+          <m:rPr>
+            <m:sty m:val="p"/>
+          </m:rPr>
+          <m:t>,</m:t>
+        </m:r>
+        <m:r>
+          <m:rPr>
+            <m:sty m:val="p"/>
+          </m:rPr>
+          <m:t>(</m:t>
+        </m:r>
+        <m:sSub>
+          <m:e>
+            <m:r>
+              <m:t>X</m:t>
+            </m:r>
+          </m:e>
+          <m:sub>
+            <m:r>
+              <m:rPr>
+                <m:sty m:val="p"/>
+              </m:rPr>
+              <m:t>*</m:t>
+            </m:r>
+            <m:r>
+              <m:rPr>
+                <m:sty m:val="p"/>
+              </m:rPr>
+              <m:t>,</m:t>
+            </m:r>
+            <m:r>
+              <m:t>m</m:t>
+            </m:r>
+          </m:sub>
+        </m:sSub>
+        <m:r>
+          <m:rPr>
+            <m:sty m:val="p"/>
+          </m:rPr>
+          <m:t>,</m:t>
+        </m:r>
+        <m:sSub>
+          <m:e>
+            <m:r>
+              <m:t>Y</m:t>
+            </m:r>
+          </m:e>
+          <m:sub>
+            <m:r>
+              <m:rPr>
+                <m:sty m:val="p"/>
+              </m:rPr>
+              <m:t>*</m:t>
+            </m:r>
+            <m:r>
+              <m:rPr>
+                <m:sty m:val="p"/>
+              </m:rPr>
+              <m:t>,</m:t>
+            </m:r>
+            <m:r>
+              <m:t>m</m:t>
+            </m:r>
+          </m:sub>
+        </m:sSub>
+        <m:r>
+          <m:rPr>
+            <m:sty m:val="p"/>
+          </m:rPr>
+          <m:t>)</m:t>
+        </m:r>
+      </m:oMath>
+      <w:ins w:id="146" w:author="PR Preview" w:date="2026-01-01T00:00:00Z">
+        <w:r>
+          <w:t xml:space="preserve"> </w:t>
+        </w:r>
+      </w:ins>
+      <w:ins w:id="147" w:author="PR Preview" w:date="2026-01-01T00:00:00Z">
+        <w:r>
+          <w:t xml:space="preserve">is drawn from the same population as the new observation</w:t>
+        </w:r>
+      </w:ins>
+      <w:ins w:id="148" w:author="PR Preview" w:date="2026-01-01T00:00:00Z">
+        <w:r>
+          <w:t xml:space="preserve"> </w:t>
+        </w:r>
+      </w:ins>
+      <m:oMath>
+        <m:r>
+          <m:rPr>
+            <m:sty m:val="p"/>
+          </m:rPr>
+          <m:t>(</m:t>
+        </m:r>
+        <m:sSub>
+          <m:e>
+            <m:r>
+              <m:t>X</m:t>
+            </m:r>
+          </m:e>
+          <m:sub>
+            <m:r>
+              <m:rPr>
+                <m:sty m:val="p"/>
+              </m:rPr>
+              <m:t>*</m:t>
+            </m:r>
+          </m:sub>
+        </m:sSub>
+        <m:r>
+          <m:rPr>
+            <m:sty m:val="p"/>
+          </m:rPr>
+          <m:t>,</m:t>
+        </m:r>
+        <m:sSub>
+          <m:e>
+            <m:r>
+              <m:t>Y</m:t>
+            </m:r>
+          </m:e>
+          <m:sub>
+            <m:r>
+              <m:rPr>
+                <m:sty m:val="p"/>
+              </m:rPr>
+              <m:t>*</m:t>
+            </m:r>
+          </m:sub>
+        </m:sSub>
+        <m:r>
+          <m:rPr>
+            <m:sty m:val="p"/>
+          </m:rPr>
+          <m:t>)</m:t>
+        </m:r>
+      </m:oMath>
+      <w:ins w:id="149" w:author="PR Preview" w:date="2026-01-01T00:00:00Z">
+        <w:r>
+          <w:t xml:space="preserve"> </w:t>
+        </w:r>
+      </w:ins>
+      <w:ins w:id="150" w:author="PR Preview" w:date="2026-01-01T00:00:00Z">
+        <w:r>
+          <w:t xml:space="preserve">of</w:t>
+        </w:r>
+      </w:ins>
+      <w:ins w:id="151" w:author="PR Preview" w:date="2026-01-01T00:00:00Z">
+        <w:r>
+          <w:t xml:space="preserve"> </w:t>
+        </w:r>
+      </w:ins>
+      <w:hyperlink w:anchor="def-generalization-error">
+        <w:ins w:id="152" w:author="PR Preview" w:date="2026-01-01T00:00:00Z">
+          <w:r>
+            <w:rPr>
+              <w:rStyle w:val="Hyperlink"/>
+            </w:rPr>
+            <w:t xml:space="preserve">Definition 7</w:t>
+          </w:r>
+        </w:ins>
+      </w:hyperlink>
+      <w:ins w:id="153" w:author="PR Preview" w:date="2026-01-01T00:00:00Z">
         <w:r>
           <w:t xml:space="preserve">,</w:t>
         </w:r>
       </w:ins>
-      <w:ins w:id="93" w:author="PR Preview" w:date="2026-01-01T00:00:00Z">
+      <w:ins w:id="154" w:author="PR Preview" w:date="2026-01-01T00:00:00Z">
         <w:r>
           <w:t xml:space="preserve"> </w:t>
         </w:r>
       </w:ins>
-      <w:ins w:id="94" w:author="PR Preview" w:date="2026-01-01T00:00:00Z">
+      <w:ins w:id="155" w:author="PR Preview" w:date="2026-01-01T00:00:00Z">
+        <w:r>
+          <w:t xml:space="preserve">each independently of</w:t>
+        </w:r>
+      </w:ins>
+      <w:ins w:id="156" w:author="PR Preview" w:date="2026-01-01T00:00:00Z">
+        <w:r>
+          <w:t xml:space="preserve"> </w:t>
+        </w:r>
+      </w:ins>
+      <m:oMath>
+        <m:sSub>
+          <m:e>
+            <m:r>
+              <m:rPr>
+                <m:scr m:val="script"/>
+                <m:sty m:val="p"/>
+              </m:rPr>
+              <m:t>D</m:t>
+            </m:r>
+          </m:e>
+          <m:sub>
+            <m:r>
+              <m:rPr>
+                <m:nor/>
+                <m:sty m:val="p"/>
+              </m:rPr>
+              <m:t>train</m:t>
+            </m:r>
+          </m:sub>
+        </m:sSub>
+      </m:oMath>
+      <w:ins w:id="157" w:author="PR Preview" w:date="2026-01-01T00:00:00Z">
+        <w:r>
+          <w:t xml:space="preserve">.</w:t>
+        </w:r>
+      </w:ins>
+    </w:p>
+    <w:p>
+      <w:pPr>
+        <w:pStyle w:val="BodyText"/>
+      </w:pPr>
+      <w:ins w:id="158" w:author="PR Preview" w:date="2026-01-01T00:00:00Z">
+        <w:r>
+          <w:t xml:space="preserve">Find, given</w:t>
+        </w:r>
+      </w:ins>
+      <w:ins w:id="159" w:author="PR Preview" w:date="2026-01-01T00:00:00Z">
+        <w:r>
+          <w:t xml:space="preserve"> </w:t>
+        </w:r>
+      </w:ins>
+      <m:oMath>
+        <m:sSub>
+          <m:e>
+            <m:r>
+              <m:rPr>
+                <m:scr m:val="script"/>
+                <m:sty m:val="p"/>
+              </m:rPr>
+              <m:t>D</m:t>
+            </m:r>
+          </m:e>
+          <m:sub>
+            <m:r>
+              <m:rPr>
+                <m:nor/>
+                <m:sty m:val="p"/>
+              </m:rPr>
+              <m:t>train</m:t>
+            </m:r>
+          </m:sub>
+        </m:sSub>
+      </m:oMath>
+      <w:ins w:id="160" w:author="PR Preview" w:date="2026-01-01T00:00:00Z">
+        <w:r>
+          <w:t xml:space="preserve">,</w:t>
+        </w:r>
+      </w:ins>
+      <w:ins w:id="161" w:author="PR Preview" w:date="2026-01-01T00:00:00Z">
+        <w:r>
+          <w:t xml:space="preserve"> </w:t>
+        </w:r>
+      </w:ins>
+      <w:ins w:id="162" w:author="PR Preview" w:date="2026-01-01T00:00:00Z">
         <w:r>
           <w:t xml:space="preserve">the expected</w:t>
         </w:r>
       </w:ins>
-      <w:ins w:id="95" w:author="PR Preview" w:date="2026-01-01T00:00:00Z">
+      <w:ins w:id="163" w:author="PR Preview" w:date="2026-01-01T00:00:00Z">
         <w:r>
           <w:t xml:space="preserve"> </w:t>
         </w:r>
       </w:ins>
       <w:hyperlink r:id="rId39">
-        <w:ins w:id="96" w:author="PR Preview" w:date="2026-01-01T00:00:00Z">
+        <w:ins w:id="164" w:author="PR Preview" w:date="2026-01-01T00:00:00Z">
           <w:r>
             <w:rPr>
               <w:rStyle w:val="Hyperlink"/>
@@ -26815,27 +27345,27 @@
           </w:r>
         </w:ins>
       </w:hyperlink>
-      <w:ins w:id="97" w:author="PR Preview" w:date="2026-01-01T00:00:00Z">
+      <w:ins w:id="165" w:author="PR Preview" w:date="2026-01-01T00:00:00Z">
         <w:r>
           <w:t xml:space="preserve"> </w:t>
         </w:r>
       </w:ins>
-      <w:ins w:id="98" w:author="PR Preview" w:date="2026-01-01T00:00:00Z">
+      <w:ins w:id="166" w:author="PR Preview" w:date="2026-01-01T00:00:00Z">
         <w:r>
           <w:t xml:space="preserve">of the held-out predictions,</w:t>
         </w:r>
       </w:ins>
-      <w:ins w:id="99" w:author="PR Preview" w:date="2026-01-01T00:00:00Z">
+      <w:ins w:id="167" w:author="PR Preview" w:date="2026-01-01T00:00:00Z">
         <w:r>
           <w:t xml:space="preserve"> </w:t>
         </w:r>
       </w:ins>
-      <w:ins w:id="100" w:author="PR Preview" w:date="2026-01-01T00:00:00Z">
+      <w:ins w:id="168" w:author="PR Preview" w:date="2026-01-01T00:00:00Z">
         <w:r>
           <w:t xml:space="preserve">in terms of the generalization error</w:t>
         </w:r>
       </w:ins>
-      <w:ins w:id="101" w:author="PR Preview" w:date="2026-01-01T00:00:00Z">
+      <w:ins w:id="169" w:author="PR Preview" w:date="2026-01-01T00:00:00Z">
         <w:r>
           <w:t xml:space="preserve"> </w:t>
         </w:r>
@@ -26874,7 +27404,7 @@
           </m:sub>
         </m:sSub>
       </m:oMath>
-      <w:ins w:id="102" w:author="PR Preview" w:date="2026-01-01T00:00:00Z">
+      <w:ins w:id="170" w:author="PR Preview" w:date="2026-01-01T00:00:00Z">
         <w:r>
           <w:t xml:space="preserve">:</w:t>
         </w:r>
@@ -57969,691 +58499,250 @@
       <w:pPr>
         <w:pStyle w:val="SourceCode"/>
       </w:pPr>
-      <w:del w:id="103" w:author="PR Preview" w:date="2026-01-01T00:00:00Z">
-        <w:r>
-          <w:rPr>
-            <w:rStyle w:val="NormalTok"/>
-          </w:rPr>
-          <w:delText xml:space="preserve">loocv_max_diff </w:delText>
-        </w:r>
-      </w:del>
-      <w:del w:id="104" w:author="PR Preview" w:date="2026-01-01T00:00:00Z">
-        <w:r>
-          <w:rPr>
-            <w:rStyle w:val="OtherTok"/>
-          </w:rPr>
-          <w:delText xml:space="preserve">&lt;-</w:delText>
-        </w:r>
-      </w:del>
-      <w:del w:id="105" w:author="PR Preview" w:date="2026-01-01T00:00:00Z">
-        <w:r>
-          <w:rPr>
-            <w:rStyle w:val="NormalTok"/>
-          </w:rPr>
-          <w:delText xml:space="preserve"> </w:delText>
-        </w:r>
-      </w:del>
-      <w:del w:id="106" w:author="PR Preview" w:date="2026-01-01T00:00:00Z">
-        <w:r>
-          <w:rPr>
-            <w:rStyle w:val="FunctionTok"/>
-          </w:rPr>
-          <w:delText xml:space="preserve">max</w:delText>
-        </w:r>
-      </w:del>
-      <w:del w:id="107" w:author="PR Preview" w:date="2026-01-01T00:00:00Z">
-        <w:r>
-          <w:rPr>
-            <w:rStyle w:val="NormalTok"/>
-          </w:rPr>
-          <w:delText xml:space="preserve">(</w:delText>
-        </w:r>
-      </w:del>
-      <w:del w:id="108" w:author="PR Preview" w:date="2026-01-01T00:00:00Z">
-        <w:r>
-          <w:rPr>
-            <w:rStyle w:val="FunctionTok"/>
-          </w:rPr>
-          <w:delText xml:space="preserve">abs</w:delText>
-        </w:r>
-      </w:del>
-      <w:del w:id="109" w:author="PR Preview" w:date="2026-01-01T00:00:00Z">
-        <w:r>
-          <w:rPr>
-            <w:rStyle w:val="NormalTok"/>
-          </w:rPr>
-          <w:delText xml:space="preserve">(mtcars_loocv</w:delText>
-        </w:r>
-      </w:del>
-      <w:del w:id="110" w:author="PR Preview" w:date="2026-01-01T00:00:00Z">
-        <w:r>
-          <w:rPr>
-            <w:rStyle w:val="SpecialCharTok"/>
-          </w:rPr>
-          <w:delText xml:space="preserve">$</w:delText>
-        </w:r>
-      </w:del>
-      <w:del w:id="111" w:author="PR Preview" w:date="2026-01-01T00:00:00Z">
-        <w:r>
-          <w:rPr>
-            <w:rStyle w:val="NormalTok"/>
-          </w:rPr>
-          <w:delText xml:space="preserve">refitting </w:delText>
-        </w:r>
-      </w:del>
-      <w:del w:id="112" w:author="PR Preview" w:date="2026-01-01T00:00:00Z">
-        <w:r>
-          <w:rPr>
-            <w:rStyle w:val="SpecialCharTok"/>
-          </w:rPr>
-          <w:delText xml:space="preserve">-</w:delText>
-        </w:r>
-      </w:del>
-      <w:del w:id="113" w:author="PR Preview" w:date="2026-01-01T00:00:00Z">
-        <w:r>
-          <w:rPr>
-            <w:rStyle w:val="NormalTok"/>
-          </w:rPr>
-          <w:delText xml:space="preserve"> mtcars_loocv</w:delText>
-        </w:r>
-      </w:del>
-      <w:del w:id="114" w:author="PR Preview" w:date="2026-01-01T00:00:00Z">
-        <w:r>
-          <w:rPr>
-            <w:rStyle w:val="SpecialCharTok"/>
-          </w:rPr>
-          <w:delText xml:space="preserve">$</w:delText>
-        </w:r>
-      </w:del>
-      <w:del w:id="115" w:author="PR Preview" w:date="2026-01-01T00:00:00Z">
-        <w:r>
-          <w:rPr>
-            <w:rStyle w:val="NormalTok"/>
-          </w:rPr>
-          <w:delText xml:space="preserve">formula))</w:delText>
-        </w:r>
-      </w:del>
-      <w:del w:id="116" w:author="PR Preview" w:date="2026-01-01T00:00:00Z">
-        <w:r>
-          <w:br/>
-        </w:r>
-      </w:del>
-      <w:del w:id="117" w:author="PR Preview" w:date="2026-01-01T00:00:00Z">
-        <w:r>
-          <w:rPr>
-            <w:rStyle w:val="NormalTok"/>
-          </w:rPr>
-          <w:delText xml:space="preserve">mtcars_best_loocv </w:delText>
-        </w:r>
-      </w:del>
-      <w:del w:id="118" w:author="PR Preview" w:date="2026-01-01T00:00:00Z">
-        <w:r>
-          <w:rPr>
-            <w:rStyle w:val="OtherTok"/>
-          </w:rPr>
-          <w:delText xml:space="preserve">&lt;-</w:delText>
-        </w:r>
-      </w:del>
-      <w:del w:id="119" w:author="PR Preview" w:date="2026-01-01T00:00:00Z">
-        <w:r>
-          <w:br/>
-        </w:r>
-      </w:del>
-      <w:del w:id="120" w:author="PR Preview" w:date="2026-01-01T00:00:00Z">
-        <w:r>
-          <w:rPr>
-            <w:rStyle w:val="NormalTok"/>
-          </w:rPr>
-          <w:delText xml:space="preserve">  mtcars_loocv</w:delText>
-        </w:r>
-      </w:del>
-      <w:del w:id="121" w:author="PR Preview" w:date="2026-01-01T00:00:00Z">
-        <w:r>
-          <w:rPr>
-            <w:rStyle w:val="SpecialCharTok"/>
-          </w:rPr>
-          <w:delText xml:space="preserve">$</w:delText>
-        </w:r>
-      </w:del>
-      <w:del w:id="122" w:author="PR Preview" w:date="2026-01-01T00:00:00Z">
-        <w:r>
-          <w:rPr>
-            <w:rStyle w:val="NormalTok"/>
-          </w:rPr>
-          <w:delText xml:space="preserve">degree[</w:delText>
-        </w:r>
-      </w:del>
-      <w:del w:id="123" w:author="PR Preview" w:date="2026-01-01T00:00:00Z">
-        <w:r>
-          <w:rPr>
-            <w:rStyle w:val="FunctionTok"/>
-          </w:rPr>
-          <w:delText xml:space="preserve">which.min</w:delText>
-        </w:r>
-      </w:del>
-      <w:del w:id="124" w:author="PR Preview" w:date="2026-01-01T00:00:00Z">
-        <w:r>
-          <w:rPr>
-            <w:rStyle w:val="NormalTok"/>
-          </w:rPr>
-          <w:delText xml:space="preserve">(mtcars_loocv</w:delText>
-        </w:r>
-      </w:del>
-      <w:del w:id="125" w:author="PR Preview" w:date="2026-01-01T00:00:00Z">
-        <w:r>
-          <w:rPr>
-            <w:rStyle w:val="SpecialCharTok"/>
-          </w:rPr>
-          <w:delText xml:space="preserve">$</w:delText>
-        </w:r>
-      </w:del>
-      <w:del w:id="126" w:author="PR Preview" w:date="2026-01-01T00:00:00Z">
-        <w:r>
-          <w:rPr>
-            <w:rStyle w:val="NormalTok"/>
-          </w:rPr>
-          <w:delText xml:space="preserve">formula)]</w:delText>
-        </w:r>
-      </w:del>
-      <w:del w:id="127" w:author="PR Preview" w:date="2026-01-01T00:00:00Z">
-        <w:r>
-          <w:br/>
-        </w:r>
-      </w:del>
-      <w:del w:id="128" w:author="PR Preview" w:date="2026-01-01T00:00:00Z">
-        <w:r>
-          <w:rPr>
-            <w:rStyle w:val="FunctionTok"/>
-          </w:rPr>
-          <w:delText xml:space="preserve">c</w:delText>
-        </w:r>
-      </w:del>
-      <w:del w:id="129" w:author="PR Preview" w:date="2026-01-01T00:00:00Z">
-        <w:r>
-          <w:rPr>
-            <w:rStyle w:val="NormalTok"/>
-          </w:rPr>
-          <w:delText xml:space="preserve">(</w:delText>
-        </w:r>
-      </w:del>
-      <w:del w:id="130" w:author="PR Preview" w:date="2026-01-01T00:00:00Z">
-        <w:r>
-          <w:rPr>
-            <w:rStyle w:val="AttributeTok"/>
-          </w:rPr>
-          <w:delText xml:space="preserve">max_difference =</w:delText>
-        </w:r>
-      </w:del>
-      <w:del w:id="131" w:author="PR Preview" w:date="2026-01-01T00:00:00Z">
-        <w:r>
-          <w:rPr>
-            <w:rStyle w:val="NormalTok"/>
-          </w:rPr>
-          <w:delText xml:space="preserve"> loocv_max_diff, </w:delText>
-        </w:r>
-      </w:del>
-      <w:del w:id="132" w:author="PR Preview" w:date="2026-01-01T00:00:00Z">
-        <w:r>
-          <w:rPr>
-            <w:rStyle w:val="AttributeTok"/>
-          </w:rPr>
-          <w:delText xml:space="preserve">best_degree =</w:delText>
-        </w:r>
-      </w:del>
-      <w:del w:id="133" w:author="PR Preview" w:date="2026-01-01T00:00:00Z">
-        <w:r>
-          <w:rPr>
-            <w:rStyle w:val="NormalTok"/>
-          </w:rPr>
-          <w:delText xml:space="preserve"> mtcars_best_loocv)</w:delText>
-        </w:r>
-      </w:del>
-      <w:del w:id="134" w:author="PR Preview" w:date="2026-01-01T00:00:00Z">
-        <w:r>
-          <w:br/>
-        </w:r>
-      </w:del>
-      <w:del w:id="135" w:author="PR Preview" w:date="2026-01-01T00:00:00Z">
-        <w:r>
-          <w:rPr>
-            <w:rStyle w:val="CommentTok"/>
-          </w:rPr>
-          <w:delText xml:space="preserve">#&gt; max_difference    best_degree </w:delText>
-        </w:r>
-      </w:del>
-      <w:del w:id="136" w:author="PR Preview" w:date="2026-01-01T00:00:00Z">
-        <w:r>
-          <w:br/>
-        </w:r>
-      </w:del>
-      <w:del w:id="137" w:author="PR Preview" w:date="2026-01-01T00:00:00Z">
-        <w:r>
-          <w:rPr>
-            <w:rStyle w:val="CommentTok"/>
-          </w:rPr>
-          <w:delText xml:space="preserve">#&gt;    8.88178e-15    2.00000e+00</w:delText>
-        </w:r>
-      </w:del>
+      <w:r>
+        <w:rPr>
+          <w:rStyle w:val="NormalTok"/>
+        </w:rPr>
+        <w:t xml:space="preserve">loocv_max_diff </w:t>
+      </w:r>
+      <w:r>
+        <w:rPr>
+          <w:rStyle w:val="OtherTok"/>
+        </w:rPr>
+        <w:t xml:space="preserve">&lt;-</w:t>
+      </w:r>
+      <w:r>
+        <w:rPr>
+          <w:rStyle w:val="NormalTok"/>
+        </w:rPr>
+        <w:t xml:space="preserve"> </w:t>
+      </w:r>
+      <w:r>
+        <w:rPr>
+          <w:rStyle w:val="FunctionTok"/>
+        </w:rPr>
+        <w:t xml:space="preserve">max</w:t>
+      </w:r>
+      <w:r>
+        <w:rPr>
+          <w:rStyle w:val="NormalTok"/>
+        </w:rPr>
+        <w:t xml:space="preserve">(</w:t>
+      </w:r>
+      <w:r>
+        <w:rPr>
+          <w:rStyle w:val="FunctionTok"/>
+        </w:rPr>
+        <w:t xml:space="preserve">abs</w:t>
+      </w:r>
+      <w:r>
+        <w:rPr>
+          <w:rStyle w:val="NormalTok"/>
+        </w:rPr>
+        <w:t xml:space="preserve">(mtcars_loocv</w:t>
+      </w:r>
+      <w:r>
+        <w:rPr>
+          <w:rStyle w:val="SpecialCharTok"/>
+        </w:rPr>
+        <w:t xml:space="preserve">$</w:t>
+      </w:r>
+      <w:r>
+        <w:rPr>
+          <w:rStyle w:val="NormalTok"/>
+        </w:rPr>
+        <w:t xml:space="preserve">refitting </w:t>
+      </w:r>
+      <w:r>
+        <w:rPr>
+          <w:rStyle w:val="SpecialCharTok"/>
+        </w:rPr>
+        <w:t xml:space="preserve">-</w:t>
+      </w:r>
+      <w:r>
+        <w:rPr>
+          <w:rStyle w:val="NormalTok"/>
+        </w:rPr>
+        <w:t xml:space="preserve"> mtcars_loocv</w:t>
+      </w:r>
+      <w:r>
+        <w:rPr>
+          <w:rStyle w:val="SpecialCharTok"/>
+        </w:rPr>
+        <w:t xml:space="preserve">$</w:t>
+      </w:r>
+      <w:r>
+        <w:rPr>
+          <w:rStyle w:val="NormalTok"/>
+        </w:rPr>
+        <w:t xml:space="preserve">formula))</w:t>
+      </w:r>
+      <w:r>
+        <w:br/>
+      </w:r>
+      <w:r>
+        <w:rPr>
+          <w:rStyle w:val="NormalTok"/>
+        </w:rPr>
+        <w:t xml:space="preserve">mtcars_best_loocv </w:t>
+      </w:r>
+      <w:r>
+        <w:rPr>
+          <w:rStyle w:val="OtherTok"/>
+        </w:rPr>
+        <w:t xml:space="preserve">&lt;-</w:t>
+      </w:r>
+      <w:r>
+        <w:br/>
+      </w:r>
+      <w:r>
+        <w:rPr>
+          <w:rStyle w:val="NormalTok"/>
+        </w:rPr>
+        <w:t xml:space="preserve">  mtcars_loocv</w:t>
+      </w:r>
+      <w:r>
+        <w:rPr>
+          <w:rStyle w:val="SpecialCharTok"/>
+        </w:rPr>
+        <w:t xml:space="preserve">$</w:t>
+      </w:r>
+      <w:r>
+        <w:rPr>
+          <w:rStyle w:val="NormalTok"/>
+        </w:rPr>
+        <w:t xml:space="preserve">degree[</w:t>
+      </w:r>
+      <w:r>
+        <w:rPr>
+          <w:rStyle w:val="FunctionTok"/>
+        </w:rPr>
+        <w:t xml:space="preserve">which.min</w:t>
+      </w:r>
+      <w:r>
+        <w:rPr>
+          <w:rStyle w:val="NormalTok"/>
+        </w:rPr>
+        <w:t xml:space="preserve">(mtcars_loocv</w:t>
+      </w:r>
+      <w:r>
+        <w:rPr>
+          <w:rStyle w:val="SpecialCharTok"/>
+        </w:rPr>
+        <w:t xml:space="preserve">$</w:t>
+      </w:r>
+      <w:r>
+        <w:rPr>
+          <w:rStyle w:val="NormalTok"/>
+        </w:rPr>
+        <w:t xml:space="preserve">formula)]</w:t>
+      </w:r>
+      <w:r>
+        <w:br/>
+      </w:r>
+      <w:r>
+        <w:rPr>
+          <w:rStyle w:val="FunctionTok"/>
+        </w:rPr>
+        <w:t xml:space="preserve">c</w:t>
+      </w:r>
+      <w:r>
+        <w:rPr>
+          <w:rStyle w:val="NormalTok"/>
+        </w:rPr>
+        <w:t xml:space="preserve">(</w:t>
+      </w:r>
+      <w:r>
+        <w:rPr>
+          <w:rStyle w:val="AttributeTok"/>
+        </w:rPr>
+        <w:t xml:space="preserve">max_difference =</w:t>
+      </w:r>
+      <w:r>
+        <w:rPr>
+          <w:rStyle w:val="NormalTok"/>
+        </w:rPr>
+        <w:t xml:space="preserve"> loocv_max_diff, </w:t>
+      </w:r>
+      <w:r>
+        <w:rPr>
+          <w:rStyle w:val="AttributeTok"/>
+        </w:rPr>
+        <w:t xml:space="preserve">best_degree =</w:t>
+      </w:r>
+      <w:r>
+        <w:rPr>
+          <w:rStyle w:val="NormalTok"/>
+        </w:rPr>
+        <w:t xml:space="preserve"> mtcars_best_loocv)</w:t>
+      </w:r>
+      <w:r>
+        <w:br/>
+      </w:r>
+      <w:r>
+        <w:rPr>
+          <w:rStyle w:val="CommentTok"/>
+        </w:rPr>
+        <w:t xml:space="preserve">#&gt; max_difference    best_degree </w:t>
+      </w:r>
+      <w:r>
+        <w:br/>
+      </w:r>
+      <w:r>
+        <w:rPr>
+          <w:rStyle w:val="CommentTok"/>
+        </w:rPr>
+        <w:t xml:space="preserve">#&gt;    8.88178e-15    2.00000e+00</w:t>
+      </w:r>
     </w:p>
     <w:p>
       <w:pPr>
         <w:pStyle w:val="FirstParagraph"/>
       </w:pPr>
-      <w:del w:id="138" w:author="PR Preview" w:date="2026-01-01T00:00:00Z">
-        <w:r>
-          <w:delText xml:space="preserve">The two columns differ by at most 8.9e-15,</w:delText>
-        </w:r>
-      </w:del>
-      <w:del w:id="139" w:author="PR Preview" w:date="2026-01-01T00:00:00Z">
-        <w:r>
-          <w:delText xml:space="preserve"> </w:delText>
-        </w:r>
-      </w:del>
-      <w:del w:id="140" w:author="PR Preview" w:date="2026-01-01T00:00:00Z">
-        <w:r>
-          <w:delText xml:space="preserve">which is rounding error.</w:delText>
-        </w:r>
-      </w:del>
-      <w:del w:id="141" w:author="PR Preview" w:date="2026-01-01T00:00:00Z">
-        <w:r>
-          <w:delText xml:space="preserve"> </w:delText>
-        </w:r>
-      </w:del>
-      <w:del w:id="142" w:author="PR Preview" w:date="2026-01-01T00:00:00Z">
-        <w:r>
-          <w:delText xml:space="preserve">The single-fit formula needs one fit per model instead of 32.</w:delText>
-        </w:r>
-      </w:del>
-      <w:del w:id="143" w:author="PR Preview" w:date="2026-01-01T00:00:00Z">
-        <w:r>
-          <w:delText xml:space="preserve"> </w:delText>
-        </w:r>
-      </w:del>
-      <w:del w:id="144" w:author="PR Preview" w:date="2026-01-01T00:00:00Z">
-        <w:r>
-          <w:delText xml:space="preserve">LOOCV picks degree 2,</w:delText>
-        </w:r>
-      </w:del>
-      <w:del w:id="145" w:author="PR Preview" w:date="2026-01-01T00:00:00Z">
-        <w:r>
-          <w:delText xml:space="preserve"> </w:delText>
-        </w:r>
-      </w:del>
-      <w:del w:id="146" w:author="PR Preview" w:date="2026-01-01T00:00:00Z">
-        <w:r>
-          <w:delText xml:space="preserve">and because LOOCV is not random (</w:delText>
-        </w:r>
-      </w:del>
+      <w:r>
+        <w:t xml:space="preserve">The two columns differ by at most 8.9e-15,</w:t>
+      </w:r>
+      <w:r>
+        <w:t xml:space="preserve"> </w:t>
+      </w:r>
+      <w:r>
+        <w:t xml:space="preserve">which is rounding error.</w:t>
+      </w:r>
+      <w:r>
+        <w:t xml:space="preserve"> </w:t>
+      </w:r>
+      <w:r>
+        <w:t xml:space="preserve">The single-fit formula needs one fit per model instead of 32.</w:t>
+      </w:r>
+      <w:r>
+        <w:t xml:space="preserve"> </w:t>
+      </w:r>
+      <w:r>
+        <w:t xml:space="preserve">LOOCV picks degree 2,</w:t>
+      </w:r>
+      <w:r>
+        <w:t xml:space="preserve"> </w:t>
+      </w:r>
+      <w:r>
+        <w:t xml:space="preserve">and because LOOCV is not random (</w:t>
+      </w:r>
       <w:hyperlink w:anchor="sol-loocv">
-        <w:del w:id="147" w:author="PR Preview" w:date="2026-01-01T00:00:00Z">
-          <w:r>
-            <w:rPr>
-              <w:rStyle w:val="Hyperlink"/>
-            </w:rPr>
-            <w:delText xml:space="preserve">Solution 11</w:delText>
-          </w:r>
-        </w:del>
-      </w:hyperlink>
-      <w:del w:id="148" w:author="PR Preview" w:date="2026-01-01T00:00:00Z">
-        <w:r>
-          <w:delText xml:space="preserve">),</w:delText>
-        </w:r>
-      </w:del>
-      <w:del w:id="149" w:author="PR Preview" w:date="2026-01-01T00:00:00Z">
-        <w:r>
-          <w:delText xml:space="preserve"> </w:delText>
-        </w:r>
-      </w:del>
-      <w:del w:id="150" w:author="PR Preview" w:date="2026-01-01T00:00:00Z">
-        <w:r>
-          <w:delText xml:space="preserve">rerunning it always gives the same choice.</w:delText>
-        </w:r>
-      </w:del>
-    </w:p>
-    <w:p>
-      <w:pPr>
-        <w:pStyle w:val="SourceCode"/>
-      </w:pPr>
-      <w:ins w:id="151" w:author="PR Preview" w:date="2026-01-01T00:00:00Z">
         <w:r>
           <w:rPr>
-            <w:rStyle w:val="NormalTok"/>
+            <w:rStyle w:val="Hyperlink"/>
           </w:rPr>
-          <w:t xml:space="preserve">loocv_max_diff </w:t>
+          <w:t xml:space="preserve">Solution 11</w:t>
         </w:r>
-      </w:ins>
-      <w:ins w:id="152" w:author="PR Preview" w:date="2026-01-01T00:00:00Z">
-        <w:r>
-          <w:rPr>
-            <w:rStyle w:val="OtherTok"/>
-          </w:rPr>
-          <w:t xml:space="preserve">&lt;-</w:t>
-        </w:r>
-      </w:ins>
-      <w:ins w:id="153" w:author="PR Preview" w:date="2026-01-01T00:00:00Z">
-        <w:r>
-          <w:rPr>
-            <w:rStyle w:val="NormalTok"/>
-          </w:rPr>
-          <w:t xml:space="preserve"> </w:t>
-        </w:r>
-      </w:ins>
-      <w:ins w:id="154" w:author="PR Preview" w:date="2026-01-01T00:00:00Z">
-        <w:r>
-          <w:rPr>
-            <w:rStyle w:val="FunctionTok"/>
-          </w:rPr>
-          <w:t xml:space="preserve">max</w:t>
-        </w:r>
-      </w:ins>
-      <w:ins w:id="155" w:author="PR Preview" w:date="2026-01-01T00:00:00Z">
-        <w:r>
-          <w:rPr>
-            <w:rStyle w:val="NormalTok"/>
-          </w:rPr>
-          <w:t xml:space="preserve">(</w:t>
-        </w:r>
-      </w:ins>
-      <w:ins w:id="156" w:author="PR Preview" w:date="2026-01-01T00:00:00Z">
-        <w:r>
-          <w:rPr>
-            <w:rStyle w:val="FunctionTok"/>
-          </w:rPr>
-          <w:t xml:space="preserve">abs</w:t>
-        </w:r>
-      </w:ins>
-      <w:ins w:id="157" w:author="PR Preview" w:date="2026-01-01T00:00:00Z">
-        <w:r>
-          <w:rPr>
-            <w:rStyle w:val="NormalTok"/>
-          </w:rPr>
-          <w:t xml:space="preserve">(mtcars_loocv</w:t>
-        </w:r>
-      </w:ins>
-      <w:ins w:id="158" w:author="PR Preview" w:date="2026-01-01T00:00:00Z">
-        <w:r>
-          <w:rPr>
-            <w:rStyle w:val="SpecialCharTok"/>
-          </w:rPr>
-          <w:t xml:space="preserve">$</w:t>
-        </w:r>
-      </w:ins>
-      <w:ins w:id="159" w:author="PR Preview" w:date="2026-01-01T00:00:00Z">
-        <w:r>
-          <w:rPr>
-            <w:rStyle w:val="NormalTok"/>
-          </w:rPr>
-          <w:t xml:space="preserve">refitting </w:t>
-        </w:r>
-      </w:ins>
-      <w:ins w:id="160" w:author="PR Preview" w:date="2026-01-01T00:00:00Z">
-        <w:r>
-          <w:rPr>
-            <w:rStyle w:val="SpecialCharTok"/>
-          </w:rPr>
-          <w:t xml:space="preserve">-</w:t>
-        </w:r>
-      </w:ins>
-      <w:ins w:id="161" w:author="PR Preview" w:date="2026-01-01T00:00:00Z">
-        <w:r>
-          <w:rPr>
-            <w:rStyle w:val="NormalTok"/>
-          </w:rPr>
-          <w:t xml:space="preserve"> mtcars_loocv</w:t>
-        </w:r>
-      </w:ins>
-      <w:ins w:id="162" w:author="PR Preview" w:date="2026-01-01T00:00:00Z">
-        <w:r>
-          <w:rPr>
-            <w:rStyle w:val="SpecialCharTok"/>
-          </w:rPr>
-          <w:t xml:space="preserve">$</w:t>
-        </w:r>
-      </w:ins>
-      <w:ins w:id="163" w:author="PR Preview" w:date="2026-01-01T00:00:00Z">
-        <w:r>
-          <w:rPr>
-            <w:rStyle w:val="NormalTok"/>
-          </w:rPr>
-          <w:t xml:space="preserve">formula))</w:t>
-        </w:r>
-      </w:ins>
-      <w:ins w:id="164" w:author="PR Preview" w:date="2026-01-01T00:00:00Z">
-        <w:r>
-          <w:br/>
-        </w:r>
-      </w:ins>
-      <w:ins w:id="165" w:author="PR Preview" w:date="2026-01-01T00:00:00Z">
-        <w:r>
-          <w:rPr>
-            <w:rStyle w:val="NormalTok"/>
-          </w:rPr>
-          <w:t xml:space="preserve">mtcars_best_loocv </w:t>
-        </w:r>
-      </w:ins>
-      <w:ins w:id="166" w:author="PR Preview" w:date="2026-01-01T00:00:00Z">
-        <w:r>
-          <w:rPr>
-            <w:rStyle w:val="OtherTok"/>
-          </w:rPr>
-          <w:t xml:space="preserve">&lt;-</w:t>
-        </w:r>
-      </w:ins>
-      <w:ins w:id="167" w:author="PR Preview" w:date="2026-01-01T00:00:00Z">
-        <w:r>
-          <w:br/>
-        </w:r>
-      </w:ins>
-      <w:ins w:id="168" w:author="PR Preview" w:date="2026-01-01T00:00:00Z">
-        <w:r>
-          <w:rPr>
-            <w:rStyle w:val="NormalTok"/>
-          </w:rPr>
-          <w:t xml:space="preserve">  mtcars_loocv</w:t>
-        </w:r>
-      </w:ins>
-      <w:ins w:id="169" w:author="PR Preview" w:date="2026-01-01T00:00:00Z">
-        <w:r>
-          <w:rPr>
-            <w:rStyle w:val="SpecialCharTok"/>
-          </w:rPr>
-          <w:t xml:space="preserve">$</w:t>
-        </w:r>
-      </w:ins>
-      <w:ins w:id="170" w:author="PR Preview" w:date="2026-01-01T00:00:00Z">
-        <w:r>
-          <w:rPr>
-            <w:rStyle w:val="NormalTok"/>
-          </w:rPr>
-          <w:t xml:space="preserve">degree[</w:t>
-        </w:r>
-      </w:ins>
-      <w:ins w:id="171" w:author="PR Preview" w:date="2026-01-01T00:00:00Z">
-        <w:r>
-          <w:rPr>
-            <w:rStyle w:val="FunctionTok"/>
-          </w:rPr>
-          <w:t xml:space="preserve">which.min</w:t>
-        </w:r>
-      </w:ins>
-      <w:ins w:id="172" w:author="PR Preview" w:date="2026-01-01T00:00:00Z">
-        <w:r>
-          <w:rPr>
-            <w:rStyle w:val="NormalTok"/>
-          </w:rPr>
-          <w:t xml:space="preserve">(mtcars_loocv</w:t>
-        </w:r>
-      </w:ins>
-      <w:ins w:id="173" w:author="PR Preview" w:date="2026-01-01T00:00:00Z">
-        <w:r>
-          <w:rPr>
-            <w:rStyle w:val="SpecialCharTok"/>
-          </w:rPr>
-          <w:t xml:space="preserve">$</w:t>
-        </w:r>
-      </w:ins>
-      <w:ins w:id="174" w:author="PR Preview" w:date="2026-01-01T00:00:00Z">
-        <w:r>
-          <w:rPr>
-            <w:rStyle w:val="NormalTok"/>
-          </w:rPr>
-          <w:t xml:space="preserve">formula)]</w:t>
-        </w:r>
-      </w:ins>
-      <w:ins w:id="175" w:author="PR Preview" w:date="2026-01-01T00:00:00Z">
-        <w:r>
-          <w:br/>
-        </w:r>
-      </w:ins>
-      <w:ins w:id="176" w:author="PR Preview" w:date="2026-01-01T00:00:00Z">
-        <w:r>
-          <w:rPr>
-            <w:rStyle w:val="FunctionTok"/>
-          </w:rPr>
-          <w:t xml:space="preserve">c</w:t>
-        </w:r>
-      </w:ins>
-      <w:ins w:id="177" w:author="PR Preview" w:date="2026-01-01T00:00:00Z">
-        <w:r>
-          <w:rPr>
-            <w:rStyle w:val="NormalTok"/>
-          </w:rPr>
-          <w:t xml:space="preserve">(</w:t>
-        </w:r>
-      </w:ins>
-      <w:ins w:id="178" w:author="PR Preview" w:date="2026-01-01T00:00:00Z">
-        <w:r>
-          <w:rPr>
-            <w:rStyle w:val="AttributeTok"/>
-          </w:rPr>
-          <w:t xml:space="preserve">max_difference =</w:t>
-        </w:r>
-      </w:ins>
-      <w:ins w:id="179" w:author="PR Preview" w:date="2026-01-01T00:00:00Z">
-        <w:r>
-          <w:rPr>
-            <w:rStyle w:val="NormalTok"/>
-          </w:rPr>
-          <w:t xml:space="preserve"> loocv_max_diff, </w:t>
-        </w:r>
-      </w:ins>
-      <w:ins w:id="180" w:author="PR Preview" w:date="2026-01-01T00:00:00Z">
-        <w:r>
-          <w:rPr>
-            <w:rStyle w:val="AttributeTok"/>
-          </w:rPr>
-          <w:t xml:space="preserve">best_degree =</w:t>
-        </w:r>
-      </w:ins>
-      <w:ins w:id="181" w:author="PR Preview" w:date="2026-01-01T00:00:00Z">
-        <w:r>
-          <w:rPr>
-            <w:rStyle w:val="NormalTok"/>
-          </w:rPr>
-          <w:t xml:space="preserve"> mtcars_best_loocv)</w:t>
-        </w:r>
-      </w:ins>
-      <w:ins w:id="182" w:author="PR Preview" w:date="2026-01-01T00:00:00Z">
-        <w:r>
-          <w:br/>
-        </w:r>
-      </w:ins>
-      <w:ins w:id="183" w:author="PR Preview" w:date="2026-01-01T00:00:00Z">
-        <w:r>
-          <w:rPr>
-            <w:rStyle w:val="CommentTok"/>
-          </w:rPr>
-          <w:t xml:space="preserve">#&gt; max_difference    best_degree </w:t>
-        </w:r>
-      </w:ins>
-      <w:ins w:id="184" w:author="PR Preview" w:date="2026-01-01T00:00:00Z">
-        <w:r>
-          <w:br/>
-        </w:r>
-      </w:ins>
-      <w:ins w:id="185" w:author="PR Preview" w:date="2026-01-01T00:00:00Z">
-        <w:r>
-          <w:rPr>
-            <w:rStyle w:val="CommentTok"/>
-          </w:rPr>
-          <w:t xml:space="preserve">#&gt;    7.10543e-15    2.00000e+00</w:t>
-        </w:r>
-      </w:ins>
-    </w:p>
-    <w:p>
-      <w:pPr>
-        <w:pStyle w:val="FirstParagraph"/>
-      </w:pPr>
-      <w:ins w:id="186" w:author="PR Preview" w:date="2026-01-01T00:00:00Z">
-        <w:r>
-          <w:t xml:space="preserve">The two columns differ by at most 7.1e-15,</w:t>
-        </w:r>
-      </w:ins>
-      <w:ins w:id="187" w:author="PR Preview" w:date="2026-01-01T00:00:00Z">
-        <w:r>
-          <w:t xml:space="preserve"> </w:t>
-        </w:r>
-      </w:ins>
-      <w:ins w:id="188" w:author="PR Preview" w:date="2026-01-01T00:00:00Z">
-        <w:r>
-          <w:t xml:space="preserve">which is rounding error.</w:t>
-        </w:r>
-      </w:ins>
-      <w:ins w:id="189" w:author="PR Preview" w:date="2026-01-01T00:00:00Z">
-        <w:r>
-          <w:t xml:space="preserve"> </w:t>
-        </w:r>
-      </w:ins>
-      <w:ins w:id="190" w:author="PR Preview" w:date="2026-01-01T00:00:00Z">
-        <w:r>
-          <w:t xml:space="preserve">The single-fit formula needs one fit per model instead of 32.</w:t>
-        </w:r>
-      </w:ins>
-      <w:ins w:id="191" w:author="PR Preview" w:date="2026-01-01T00:00:00Z">
-        <w:r>
-          <w:t xml:space="preserve"> </w:t>
-        </w:r>
-      </w:ins>
-      <w:ins w:id="192" w:author="PR Preview" w:date="2026-01-01T00:00:00Z">
-        <w:r>
-          <w:t xml:space="preserve">LOOCV picks degree 2,</w:t>
-        </w:r>
-      </w:ins>
-      <w:ins w:id="193" w:author="PR Preview" w:date="2026-01-01T00:00:00Z">
-        <w:r>
-          <w:t xml:space="preserve"> </w:t>
-        </w:r>
-      </w:ins>
-      <w:ins w:id="194" w:author="PR Preview" w:date="2026-01-01T00:00:00Z">
-        <w:r>
-          <w:t xml:space="preserve">and because LOOCV is not random (</w:t>
-        </w:r>
-      </w:ins>
-      <w:hyperlink w:anchor="sol-loocv">
-        <w:ins w:id="195" w:author="PR Preview" w:date="2026-01-01T00:00:00Z">
-          <w:r>
-            <w:rPr>
-              <w:rStyle w:val="Hyperlink"/>
-            </w:rPr>
-            <w:t xml:space="preserve">Solution 11</w:t>
-          </w:r>
-        </w:ins>
       </w:hyperlink>
-      <w:ins w:id="196" w:author="PR Preview" w:date="2026-01-01T00:00:00Z">
-        <w:r>
-          <w:t xml:space="preserve">),</w:t>
-        </w:r>
-      </w:ins>
-      <w:ins w:id="197" w:author="PR Preview" w:date="2026-01-01T00:00:00Z">
-        <w:r>
-          <w:t xml:space="preserve"> </w:t>
-        </w:r>
-      </w:ins>
-      <w:ins w:id="198" w:author="PR Preview" w:date="2026-01-01T00:00:00Z">
-        <w:r>
-          <w:t xml:space="preserve">rerunning it always gives the same choice.</w:t>
-        </w:r>
-      </w:ins>
+      <w:r>
+        <w:t xml:space="preserve">),</w:t>
+      </w:r>
+      <w:r>
+        <w:t xml:space="preserve"> </w:t>
+      </w:r>
+      <w:r>
+        <w:t xml:space="preserve">rerunning it always gives the same choice.</w:t>
+      </w:r>
     </w:p>
     <w:bookmarkEnd w:id="227"/>
     <w:bookmarkStart w:id="228" w:name="rem-loocv"/>

--- a/pr-preview/pr-195/model-validation-handout-tracked-changes.docx
+++ b/pr-preview/pr-195/model-validation-handout-tracked-changes.docx
@@ -16,7 +16,7 @@
       </w:pPr>
       <w:del w:id="1" w:author="PR Preview" w:date="2026-01-01T00:00:00Z">
         <w:r>
-          <w:delText xml:space="preserve">Last modified: 2026-10-15 02:19:11 (PDT)</w:delText>
+          <w:delText xml:space="preserve">Last modified: 2026-10-15 02:43:30 (PDT)</w:delText>
         </w:r>
       </w:del>
     </w:p>
@@ -26,7 +26,7 @@
       </w:pPr>
       <w:ins w:id="2" w:author="PR Preview" w:date="2026-01-01T00:00:00Z">
         <w:r>
-          <w:t xml:space="preserve">Last modified: 2026-10-15 02:20:35 (PDT)</w:t>
+          <w:t xml:space="preserve">Last modified: 2026-10-15 02:55:32 (PDT)</w:t>
         </w:r>
       </w:ins>
     </w:p>
